--- a/docs/招标/word/内部参考材料/供应商答疑口径-v1.1.docx
+++ b/docs/招标/word/内部参考材料/供应商答疑口径-v1.1.docx
@@ -15,7 +15,7 @@
           <w:sz w:val="40"/>
           <w:szCs w:val="40"/>
         </w:rPr>
-        <w:t>供应商答疑口径（V1.0）</w:t>
+        <w:t>供应商答疑口径（V1.1）</w:t>
       </w:r>
     </w:p>
     <w:p>
@@ -34,7 +34,7 @@
           <w:sz w:val="28"/>
           <w:szCs w:val="28"/>
         </w:rPr>
-        <w:t xml:space="preserve"> V1.0</w:t>
+        <w:t xml:space="preserve"> V1.1</w:t>
       </w:r>
     </w:p>
     <w:p>
@@ -5716,6 +5716,98 @@
                 <w:sz w:val="28"/>
                 <w:szCs w:val="28"/>
               </w:rPr>
+              <w:t>V1.1</w:t>
+            </w:r>
+          </w:p>
+        </w:tc>
+        <w:tc>
+          <w:tcPr>
+            <w:tcW w:type="dxa" w:w="3600"/>
+            <w:tcBorders>
+              <w:top w:val="single" w:sz="4" w:space="0" w:color="000000"/>
+              <w:left w:val="single" w:sz="4" w:space="0" w:color="000000"/>
+              <w:bottom w:val="single" w:sz="4" w:space="0" w:color="000000"/>
+              <w:right w:val="single" w:sz="4" w:space="0" w:color="000000"/>
+              <w:insideH w:val="single" w:sz="4" w:space="0" w:color="000000"/>
+              <w:insideV w:val="single" w:sz="4" w:space="0" w:color="000000"/>
+            </w:tcBorders>
+          </w:tcPr>
+          <w:p>
+            <w:r>
+              <w:rPr>
+                <w:rFonts w:ascii="宋体" w:hAnsi="宋体" w:eastAsia="宋体" w:cs="宋体"/>
+                <w:sz w:val="28"/>
+                <w:szCs w:val="28"/>
+              </w:rPr>
+            </w:r>
+            <w:r>
+              <w:rPr>
+                <w:rFonts w:ascii="宋体" w:hAnsi="宋体" w:eastAsia="宋体" w:cs="宋体"/>
+                <w:sz w:val="28"/>
+                <w:szCs w:val="28"/>
+              </w:rPr>
+              <w:t>2026-04-20</w:t>
+            </w:r>
+          </w:p>
+        </w:tc>
+        <w:tc>
+          <w:tcPr>
+            <w:tcW w:type="dxa" w:w="3600"/>
+            <w:tcBorders>
+              <w:top w:val="single" w:sz="4" w:space="0" w:color="000000"/>
+              <w:left w:val="single" w:sz="4" w:space="0" w:color="000000"/>
+              <w:bottom w:val="single" w:sz="4" w:space="0" w:color="000000"/>
+              <w:right w:val="single" w:sz="4" w:space="0" w:color="000000"/>
+              <w:insideH w:val="single" w:sz="4" w:space="0" w:color="000000"/>
+              <w:insideV w:val="single" w:sz="4" w:space="0" w:color="000000"/>
+            </w:tcBorders>
+          </w:tcPr>
+          <w:p>
+            <w:r>
+              <w:rPr>
+                <w:rFonts w:ascii="宋体" w:hAnsi="宋体" w:eastAsia="宋体" w:cs="宋体"/>
+                <w:sz w:val="28"/>
+                <w:szCs w:val="28"/>
+              </w:rPr>
+            </w:r>
+            <w:r>
+              <w:rPr>
+                <w:rFonts w:ascii="宋体" w:hAnsi="宋体" w:eastAsia="宋体" w:cs="宋体"/>
+                <w:sz w:val="28"/>
+                <w:szCs w:val="28"/>
+              </w:rPr>
+              <w:t>纳入 V1.1 发标包版本体系，统一文件名、标题和版本元信息</w:t>
+            </w:r>
+          </w:p>
+        </w:tc>
+      </w:tr>
+      <w:tr>
+        <w:tc>
+          <w:tcPr>
+            <w:tcW w:type="dxa" w:w="3600"/>
+            <w:tcBorders>
+              <w:top w:val="single" w:sz="4" w:space="0" w:color="000000"/>
+              <w:left w:val="single" w:sz="4" w:space="0" w:color="000000"/>
+              <w:bottom w:val="single" w:sz="4" w:space="0" w:color="000000"/>
+              <w:right w:val="single" w:sz="4" w:space="0" w:color="000000"/>
+              <w:insideH w:val="single" w:sz="4" w:space="0" w:color="000000"/>
+              <w:insideV w:val="single" w:sz="4" w:space="0" w:color="000000"/>
+            </w:tcBorders>
+          </w:tcPr>
+          <w:p>
+            <w:r>
+              <w:rPr>
+                <w:rFonts w:ascii="宋体" w:hAnsi="宋体" w:eastAsia="宋体" w:cs="宋体"/>
+                <w:sz w:val="28"/>
+                <w:szCs w:val="28"/>
+              </w:rPr>
+            </w:r>
+            <w:r>
+              <w:rPr>
+                <w:rFonts w:ascii="宋体" w:hAnsi="宋体" w:eastAsia="宋体" w:cs="宋体"/>
+                <w:sz w:val="28"/>
+                <w:szCs w:val="28"/>
+              </w:rPr>
               <w:t>V1.0</w:t>
             </w:r>
           </w:p>
